--- a/hin/docx/019.content.docx
+++ b/hin/docx/019.content.docx
@@ -377,18 +377,12 @@
           <w:lang w:val="hi_IN" w:bidi="hi_IN"/>
         </w:rPr>
       </w:r>
-      <w:hyperlink r:id="rId13">
-        <w:r>
-          <w:rPr>
-            <w:lang w:val="hi_IN" w:bidi="hi_IN"/>
-          </w:rPr>
-          <w:rPr>
-            <w:color w:val="0000EE"/>
-            <w:u w:val="single"/>
-          </w:rPr>
-          <w:t>1 पतरस 1:1</w:t>
-        </w:r>
-      </w:hyperlink>
+      <w:r>
+        <w:rPr>
+          <w:lang w:val="hi_IN" w:bidi="hi_IN"/>
+        </w:rPr>
+        <w:t>1 पतरस 1:1</w:t>
+      </w:r>
     </w:p>
     <w:p>
       <w:pPr>
@@ -401,18 +395,12 @@
           <w:lang w:val="hi_IN" w:bidi="hi_IN"/>
         </w:rPr>
       </w:r>
-      <w:hyperlink r:id="rId14">
-        <w:r>
-          <w:rPr>
-            <w:lang w:val="hi_IN" w:bidi="hi_IN"/>
-          </w:rPr>
-          <w:rPr>
-            <w:color w:val="0000EE"/>
-            <w:u w:val="single"/>
-          </w:rPr>
-          <w:t>यहेजकेल 12:15</w:t>
-        </w:r>
-      </w:hyperlink>
+      <w:r>
+        <w:rPr>
+          <w:lang w:val="hi_IN" w:bidi="hi_IN"/>
+        </w:rPr>
+        <w:t>यहेजकेल 12:15</w:t>
+      </w:r>
     </w:p>
     <w:p>
       <w:pPr>
@@ -425,18 +413,12 @@
           <w:lang w:val="hi_IN" w:bidi="hi_IN"/>
         </w:rPr>
       </w:r>
-      <w:hyperlink r:id="rId15">
-        <w:r>
-          <w:rPr>
-            <w:lang w:val="hi_IN" w:bidi="hi_IN"/>
-          </w:rPr>
-          <w:rPr>
-            <w:color w:val="0000EE"/>
-            <w:u w:val="single"/>
-          </w:rPr>
-          <w:t>यहेजकेल 30:23</w:t>
-        </w:r>
-      </w:hyperlink>
+      <w:r>
+        <w:rPr>
+          <w:lang w:val="hi_IN" w:bidi="hi_IN"/>
+        </w:rPr>
+        <w:t>यहेजकेल 30:23</w:t>
+      </w:r>
     </w:p>
     <w:p>
       <w:pPr>
@@ -745,18 +727,12 @@
           <w:lang w:val="hi_IN" w:bidi="hi_IN"/>
         </w:rPr>
       </w:r>
-      <w:hyperlink r:id="rId16">
-        <w:r>
-          <w:rPr>
-            <w:lang w:val="hi_IN" w:bidi="hi_IN"/>
-          </w:rPr>
-          <w:rPr>
-            <w:color w:val="0000EE"/>
-            <w:u w:val="single"/>
-          </w:rPr>
-          <w:t>1 तीमुथियुस 2:6</w:t>
-        </w:r>
-      </w:hyperlink>
+      <w:r>
+        <w:rPr>
+          <w:lang w:val="hi_IN" w:bidi="hi_IN"/>
+        </w:rPr>
+        <w:t>1 तीमुथियुस 2:6</w:t>
+      </w:r>
     </w:p>
     <w:p>
       <w:pPr>
@@ -769,18 +745,12 @@
           <w:lang w:val="hi_IN" w:bidi="hi_IN"/>
         </w:rPr>
       </w:r>
-      <w:hyperlink r:id="rId17">
-        <w:r>
-          <w:rPr>
-            <w:lang w:val="hi_IN" w:bidi="hi_IN"/>
-          </w:rPr>
-          <w:rPr>
-            <w:color w:val="0000EE"/>
-            <w:u w:val="single"/>
-          </w:rPr>
-          <w:t>यशायाह 43:3</w:t>
-        </w:r>
-      </w:hyperlink>
+      <w:r>
+        <w:rPr>
+          <w:lang w:val="hi_IN" w:bidi="hi_IN"/>
+        </w:rPr>
+        <w:t>यशायाह 43:3</w:t>
+      </w:r>
     </w:p>
     <w:p>
       <w:pPr>
@@ -793,18 +763,12 @@
           <w:lang w:val="hi_IN" w:bidi="hi_IN"/>
         </w:rPr>
       </w:r>
-      <w:hyperlink r:id="rId18">
-        <w:r>
-          <w:rPr>
-            <w:lang w:val="hi_IN" w:bidi="hi_IN"/>
-          </w:rPr>
-          <w:rPr>
-            <w:color w:val="0000EE"/>
-            <w:u w:val="single"/>
-          </w:rPr>
-          <w:t>अय्यूब 6:23</w:t>
-        </w:r>
-      </w:hyperlink>
+      <w:r>
+        <w:rPr>
+          <w:lang w:val="hi_IN" w:bidi="hi_IN"/>
+        </w:rPr>
+        <w:t>अय्यूब 6:23</w:t>
+      </w:r>
     </w:p>
     <w:p>
       <w:pPr>
@@ -817,18 +781,12 @@
           <w:lang w:val="hi_IN" w:bidi="hi_IN"/>
         </w:rPr>
       </w:r>
-      <w:hyperlink r:id="rId19">
-        <w:r>
-          <w:rPr>
-            <w:lang w:val="hi_IN" w:bidi="hi_IN"/>
-          </w:rPr>
-          <w:rPr>
-            <w:color w:val="0000EE"/>
-            <w:u w:val="single"/>
-          </w:rPr>
-          <w:t>लैव्यव्यवस्था 19:20</w:t>
-        </w:r>
-      </w:hyperlink>
+      <w:r>
+        <w:rPr>
+          <w:lang w:val="hi_IN" w:bidi="hi_IN"/>
+        </w:rPr>
+        <w:t>लैव्यव्यवस्था 19:20</w:t>
+      </w:r>
     </w:p>
     <w:p>
       <w:pPr>
@@ -841,18 +799,12 @@
           <w:lang w:val="hi_IN" w:bidi="hi_IN"/>
         </w:rPr>
       </w:r>
-      <w:hyperlink r:id="rId20">
-        <w:r>
-          <w:rPr>
-            <w:lang w:val="hi_IN" w:bidi="hi_IN"/>
-          </w:rPr>
-          <w:rPr>
-            <w:color w:val="0000EE"/>
-            <w:u w:val="single"/>
-          </w:rPr>
-          <w:t>मत्ती 20:28</w:t>
-        </w:r>
-      </w:hyperlink>
+      <w:r>
+        <w:rPr>
+          <w:lang w:val="hi_IN" w:bidi="hi_IN"/>
+        </w:rPr>
+        <w:t>मत्ती 20:28</w:t>
+      </w:r>
     </w:p>
     <w:p>
       <w:pPr>
@@ -1157,18 +1109,12 @@
           <w:lang w:val="hi_IN" w:bidi="hi_IN"/>
         </w:rPr>
       </w:r>
-      <w:hyperlink r:id="rId21">
-        <w:r>
-          <w:rPr>
-            <w:lang w:val="hi_IN" w:bidi="hi_IN"/>
-          </w:rPr>
-          <w:rPr>
-            <w:color w:val="0000EE"/>
-            <w:u w:val="single"/>
-          </w:rPr>
-          <w:t>कुलुस्सियों 01:13–14</w:t>
-        </w:r>
-      </w:hyperlink>
+      <w:r>
+        <w:rPr>
+          <w:lang w:val="hi_IN" w:bidi="hi_IN"/>
+        </w:rPr>
+        <w:t>कुलुस्सियों 01:13–14</w:t>
+      </w:r>
     </w:p>
     <w:p>
       <w:pPr>
@@ -1181,18 +1127,12 @@
           <w:lang w:val="hi_IN" w:bidi="hi_IN"/>
         </w:rPr>
       </w:r>
-      <w:hyperlink r:id="rId22">
-        <w:r>
-          <w:rPr>
-            <w:lang w:val="hi_IN" w:bidi="hi_IN"/>
-          </w:rPr>
-          <w:rPr>
-            <w:color w:val="0000EE"/>
-            <w:u w:val="single"/>
-          </w:rPr>
-          <w:t>इफिसियों 01:7–8</w:t>
-        </w:r>
-      </w:hyperlink>
+      <w:r>
+        <w:rPr>
+          <w:lang w:val="hi_IN" w:bidi="hi_IN"/>
+        </w:rPr>
+        <w:t>इफिसियों 01:7–8</w:t>
+      </w:r>
     </w:p>
     <w:p>
       <w:pPr>
@@ -1205,18 +1145,12 @@
           <w:lang w:val="hi_IN" w:bidi="hi_IN"/>
         </w:rPr>
       </w:r>
-      <w:hyperlink r:id="rId23">
-        <w:r>
-          <w:rPr>
-            <w:lang w:val="hi_IN" w:bidi="hi_IN"/>
-          </w:rPr>
-          <w:rPr>
-            <w:color w:val="0000EE"/>
-            <w:u w:val="single"/>
-          </w:rPr>
-          <w:t>इफिसियों 05:15–17</w:t>
-        </w:r>
-      </w:hyperlink>
+      <w:r>
+        <w:rPr>
+          <w:lang w:val="hi_IN" w:bidi="hi_IN"/>
+        </w:rPr>
+        <w:t>इफिसियों 05:15–17</w:t>
+      </w:r>
     </w:p>
     <w:p>
       <w:pPr>
@@ -1229,18 +1163,12 @@
           <w:lang w:val="hi_IN" w:bidi="hi_IN"/>
         </w:rPr>
       </w:r>
-      <w:hyperlink r:id="rId24">
-        <w:r>
-          <w:rPr>
-            <w:lang w:val="hi_IN" w:bidi="hi_IN"/>
-          </w:rPr>
-          <w:rPr>
-            <w:color w:val="0000EE"/>
-            <w:u w:val="single"/>
-          </w:rPr>
-          <w:t>गलातियों 03:15–16</w:t>
-        </w:r>
-      </w:hyperlink>
+      <w:r>
+        <w:rPr>
+          <w:lang w:val="hi_IN" w:bidi="hi_IN"/>
+        </w:rPr>
+        <w:t>गलातियों 03:15–16</w:t>
+      </w:r>
     </w:p>
     <w:p>
       <w:pPr>
@@ -1253,18 +1181,12 @@
           <w:lang w:val="hi_IN" w:bidi="hi_IN"/>
         </w:rPr>
       </w:r>
-      <w:hyperlink r:id="rId25">
-        <w:r>
-          <w:rPr>
-            <w:lang w:val="hi_IN" w:bidi="hi_IN"/>
-          </w:rPr>
-          <w:rPr>
-            <w:color w:val="0000EE"/>
-            <w:u w:val="single"/>
-          </w:rPr>
-          <w:t>गलातियों 04:3–5</w:t>
-        </w:r>
-      </w:hyperlink>
+      <w:r>
+        <w:rPr>
+          <w:lang w:val="hi_IN" w:bidi="hi_IN"/>
+        </w:rPr>
+        <w:t>गलातियों 04:3–5</w:t>
+      </w:r>
     </w:p>
     <w:p>
       <w:pPr>
@@ -1277,18 +1199,12 @@
           <w:lang w:val="hi_IN" w:bidi="hi_IN"/>
         </w:rPr>
       </w:r>
-      <w:hyperlink r:id="rId26">
-        <w:r>
-          <w:rPr>
-            <w:lang w:val="hi_IN" w:bidi="hi_IN"/>
-          </w:rPr>
-          <w:rPr>
-            <w:color w:val="0000EE"/>
-            <w:u w:val="single"/>
-          </w:rPr>
-          <w:t>लूका 02:36–38</w:t>
-        </w:r>
-      </w:hyperlink>
+      <w:r>
+        <w:rPr>
+          <w:lang w:val="hi_IN" w:bidi="hi_IN"/>
+        </w:rPr>
+        <w:t>लूका 02:36–38</w:t>
+      </w:r>
     </w:p>
     <w:p>
       <w:pPr>
@@ -1301,18 +1217,12 @@
           <w:lang w:val="hi_IN" w:bidi="hi_IN"/>
         </w:rPr>
       </w:r>
-      <w:hyperlink r:id="rId27">
-        <w:r>
-          <w:rPr>
-            <w:lang w:val="hi_IN" w:bidi="hi_IN"/>
-          </w:rPr>
-          <w:rPr>
-            <w:color w:val="0000EE"/>
-            <w:u w:val="single"/>
-          </w:rPr>
-          <w:t>रूत 02:19–20</w:t>
-        </w:r>
-      </w:hyperlink>
+      <w:r>
+        <w:rPr>
+          <w:lang w:val="hi_IN" w:bidi="hi_IN"/>
+        </w:rPr>
+        <w:t>रूत 02:19–20</w:t>
+      </w:r>
     </w:p>
     <w:p>
       <w:pPr>
@@ -1617,18 +1527,12 @@
           <w:lang w:val="hi_IN" w:bidi="hi_IN"/>
         </w:rPr>
       </w:r>
-      <w:hyperlink r:id="rId28">
-        <w:r>
-          <w:rPr>
-            <w:lang w:val="hi_IN" w:bidi="hi_IN"/>
-          </w:rPr>
-          <w:rPr>
-            <w:color w:val="0000EE"/>
-            <w:u w:val="single"/>
-          </w:rPr>
-          <w:t>2 कुरिन्थियों 01:8–10</w:t>
-        </w:r>
-      </w:hyperlink>
+      <w:r>
+        <w:rPr>
+          <w:lang w:val="hi_IN" w:bidi="hi_IN"/>
+        </w:rPr>
+        <w:t>2 कुरिन्थियों 01:8–10</w:t>
+      </w:r>
     </w:p>
     <w:p>
       <w:pPr>
@@ -1641,18 +1545,12 @@
           <w:lang w:val="hi_IN" w:bidi="hi_IN"/>
         </w:rPr>
       </w:r>
-      <w:hyperlink r:id="rId29">
-        <w:r>
-          <w:rPr>
-            <w:lang w:val="hi_IN" w:bidi="hi_IN"/>
-          </w:rPr>
-          <w:rPr>
-            <w:color w:val="0000EE"/>
-            <w:u w:val="single"/>
-          </w:rPr>
-          <w:t>प्रे.का. 07:35–37</w:t>
-        </w:r>
-      </w:hyperlink>
+      <w:r>
+        <w:rPr>
+          <w:lang w:val="hi_IN" w:bidi="hi_IN"/>
+        </w:rPr>
+        <w:t>प्रे.का. 07:35–37</w:t>
+      </w:r>
     </w:p>
     <w:p>
       <w:pPr>
@@ -1665,18 +1563,12 @@
           <w:lang w:val="hi_IN" w:bidi="hi_IN"/>
         </w:rPr>
       </w:r>
-      <w:hyperlink r:id="rId30">
-        <w:r>
-          <w:rPr>
-            <w:lang w:val="hi_IN" w:bidi="hi_IN"/>
-          </w:rPr>
-          <w:rPr>
-            <w:color w:val="0000EE"/>
-            <w:u w:val="single"/>
-          </w:rPr>
-          <w:t>गलतियों 01: 3–5</w:t>
-        </w:r>
-      </w:hyperlink>
+      <w:r>
+        <w:rPr>
+          <w:lang w:val="hi_IN" w:bidi="hi_IN"/>
+        </w:rPr>
+        <w:t>गलतियों 01: 3–5</w:t>
+      </w:r>
     </w:p>
     <w:p>
       <w:pPr>
@@ -1689,18 +1581,12 @@
           <w:lang w:val="hi_IN" w:bidi="hi_IN"/>
         </w:rPr>
       </w:r>
-      <w:hyperlink r:id="rId31">
-        <w:r>
-          <w:rPr>
-            <w:lang w:val="hi_IN" w:bidi="hi_IN"/>
-          </w:rPr>
-          <w:rPr>
-            <w:color w:val="0000EE"/>
-            <w:u w:val="single"/>
-          </w:rPr>
-          <w:t>न्या. 10:10–12</w:t>
-        </w:r>
-      </w:hyperlink>
+      <w:r>
+        <w:rPr>
+          <w:lang w:val="hi_IN" w:bidi="hi_IN"/>
+        </w:rPr>
+        <w:t>न्या. 10:10–12</w:t>
+      </w:r>
     </w:p>
     <w:p>
       <w:pPr>

--- a/hin/docx/019.content.docx
+++ b/hin/docx/019.content.docx
@@ -310,19 +310,7 @@
         <w:rPr>
           <w:lang w:val="hi_IN" w:bidi="hi_IN"/>
         </w:rPr>
-        <w:t xml:space="preserve">(यह भी देखें: </w:t>
-      </w:r>
-      <w:r>
-        <w:rPr>
-          <w:lang w:val="hi_IN" w:bidi="hi_IN"/>
-        </w:rPr>
-        <w:t>विश्वास</w:t>
-      </w:r>
-      <w:r>
-        <w:rPr>
-          <w:lang w:val="hi_IN" w:bidi="hi_IN"/>
-        </w:rPr>
-        <w:t xml:space="preserve">, </w:t>
+        <w:t xml:space="preserve">(यह भी देखें: विश्वास, </w:t>
       </w:r>
       <w:r>
         <w:rPr>
